--- a/Project Documents/5. Project Development Phase/Code-Layout, Readability and Reusability.docx
+++ b/Project Documents/5. Project Development Phase/Code-Layout, Readability and Reusability.docx
@@ -2013,7 +2013,7 @@
               <w:rPr>
                 <w:sz w:val="20"/>
               </w:rPr>
-              <w:t>Clean, modular and tested (31 automated tests passing)</w:t>
+              <w:t>Clean, modular and tested (40 automated tests passing)</w:t>
             </w:r>
           </w:p>
         </w:tc>
